--- a/backend/word-contract-templates/ΒΕΒΑΙΩΣΗ_ΟΛΟΚΛΗΡΩΣΗΣ_ΠΑ2025.docx
+++ b/backend/word-contract-templates/ΒΕΒΑΙΩΣΗ_ΟΛΟΚΛΗΡΩΣΗΣ_ΠΑ2025.docx
@@ -151,7 +151,7 @@
           <w:rFonts w:ascii="Verdana" w:hAnsi="Verdana"/>
           <w:sz w:val="20"/>
         </w:rPr>
-        <w:t xml:space="preserve">} φοιτητής/τρια </w:t>
+        <w:t xml:space="preserve">} </w:t>
       </w:r>
       <w:r>
         <w:rPr>
@@ -195,7 +195,28 @@
           <w:rFonts w:ascii="Verdana" w:hAnsi="Verdana"/>
           <w:sz w:val="20"/>
         </w:rPr>
-        <w:t xml:space="preserve">} </w:t>
+        <w:t>}</w:t>
+      </w:r>
+      <w:r>
+        <w:rPr>
+          <w:rFonts w:ascii="Verdana" w:hAnsi="Verdana"/>
+          <w:sz w:val="20"/>
+        </w:rPr>
+        <w:t xml:space="preserve">, </w:t>
+      </w:r>
+      <w:r>
+        <w:rPr>
+          <w:rFonts w:ascii="Verdana" w:hAnsi="Verdana"/>
+          <w:sz w:val="20"/>
+        </w:rPr>
+        <w:t>φοιτητής/τρια</w:t>
+      </w:r>
+      <w:r>
+        <w:rPr>
+          <w:rFonts w:ascii="Verdana" w:hAnsi="Verdana"/>
+          <w:sz w:val="20"/>
+        </w:rPr>
+        <w:t xml:space="preserve"> </w:t>
       </w:r>
       <w:r>
         <w:rPr>
@@ -372,7 +393,22 @@
           <w:sz w:val="20"/>
           <w:lang w:val="en-US"/>
         </w:rPr>
-        <w:t>DEPARTMENT</w:t>
+        <w:t>INTERNSHIP</w:t>
+      </w:r>
+      <w:r>
+        <w:rPr>
+          <w:rFonts w:ascii="Verdana" w:hAnsi="Verdana"/>
+          <w:sz w:val="20"/>
+        </w:rPr>
+        <w:t>_</w:t>
+      </w:r>
+      <w:r>
+        <w:rPr>
+          <w:rFonts w:ascii="Verdana" w:hAnsi="Verdana"/>
+          <w:sz w:val="20"/>
+          <w:lang w:val="en-US"/>
+        </w:rPr>
+        <w:t>SUBJECT</w:t>
       </w:r>
       <w:r>
         <w:rPr>
@@ -440,7 +476,21 @@
           <w:rFonts w:ascii="Verdana" w:hAnsi="Verdana"/>
           <w:sz w:val="20"/>
         </w:rPr>
-        <w:t xml:space="preserve"> εώς </w:t>
+        <w:t xml:space="preserve"> </w:t>
+      </w:r>
+      <w:r>
+        <w:rPr>
+          <w:rFonts w:ascii="Verdana" w:hAnsi="Verdana"/>
+          <w:sz w:val="20"/>
+        </w:rPr>
+        <w:t>έω</w:t>
+      </w:r>
+      <w:r>
+        <w:rPr>
+          <w:rFonts w:ascii="Verdana" w:hAnsi="Verdana"/>
+          <w:sz w:val="20"/>
+        </w:rPr>
+        <w:t xml:space="preserve">ς </w:t>
       </w:r>
       <w:r>
         <w:rPr>
@@ -532,6 +582,37 @@
         </w:rPr>
         <w:t>.</w:t>
       </w:r>
+    </w:p>
+    <w:p>
+      <w:pPr>
+        <w:spacing w:line="360" w:lineRule="auto"/>
+        <w:jc w:val="left"/>
+        <w:rPr>
+          <w:rFonts w:ascii="Verdana" w:hAnsi="Verdana"/>
+          <w:sz w:val="20"/>
+        </w:rPr>
+      </w:pPr>
+      <w:r>
+        <w:rPr>
+          <w:rFonts w:ascii="Verdana" w:hAnsi="Verdana"/>
+          <w:sz w:val="20"/>
+        </w:rPr>
+        <w:t xml:space="preserve">Η εργασία </w:t>
+      </w:r>
+      <w:r>
+        <w:rPr>
+          <w:rFonts w:ascii="Verdana" w:hAnsi="Verdana"/>
+          <w:sz w:val="20"/>
+        </w:rPr>
+        <w:t>του/</w:t>
+      </w:r>
+      <w:r>
+        <w:rPr>
+          <w:rFonts w:ascii="Verdana" w:hAnsi="Verdana"/>
+          <w:sz w:val="20"/>
+        </w:rPr>
+        <w:t>της εν λόγω</w:t>
+      </w:r>
       <w:r>
         <w:rPr>
           <w:rFonts w:ascii="Verdana" w:hAnsi="Verdana"/>
@@ -544,42 +625,35 @@
           <w:rFonts w:ascii="Verdana" w:hAnsi="Verdana"/>
           <w:sz w:val="20"/>
         </w:rPr>
-        <w:t xml:space="preserve">Η εργασία </w:t>
-      </w:r>
-      <w:r>
-        <w:rPr>
-          <w:rFonts w:ascii="Verdana" w:hAnsi="Verdana"/>
-          <w:sz w:val="20"/>
-        </w:rPr>
-        <w:t>του/</w:t>
-      </w:r>
-      <w:r>
-        <w:rPr>
-          <w:rFonts w:ascii="Verdana" w:hAnsi="Verdana"/>
-          <w:sz w:val="20"/>
-        </w:rPr>
-        <w:t>της εν λόγω</w:t>
-      </w:r>
-      <w:r>
-        <w:rPr>
-          <w:rFonts w:ascii="Verdana" w:hAnsi="Verdana"/>
-          <w:sz w:val="20"/>
-        </w:rPr>
-        <w:br/>
-      </w:r>
-      <w:r>
-        <w:rPr>
-          <w:rFonts w:ascii="Verdana" w:hAnsi="Verdana"/>
-          <w:sz w:val="20"/>
-        </w:rPr>
-        <w:t>φοιτήτ</w:t>
-      </w:r>
-      <w:r>
-        <w:rPr>
-          <w:rFonts w:ascii="Verdana" w:hAnsi="Verdana"/>
-          <w:sz w:val="20"/>
-        </w:rPr>
-        <w:t>η/τ</w:t>
+        <w:t>φοιτ</w:t>
+      </w:r>
+      <w:r>
+        <w:rPr>
+          <w:rFonts w:ascii="Verdana" w:hAnsi="Verdana"/>
+          <w:sz w:val="20"/>
+        </w:rPr>
+        <w:t>η</w:t>
+      </w:r>
+      <w:r>
+        <w:rPr>
+          <w:rFonts w:ascii="Verdana" w:hAnsi="Verdana"/>
+          <w:sz w:val="20"/>
+        </w:rPr>
+        <w:t>τ</w:t>
+      </w:r>
+      <w:r>
+        <w:rPr>
+          <w:rFonts w:ascii="Verdana" w:hAnsi="Verdana"/>
+          <w:sz w:val="20"/>
+        </w:rPr>
+        <w:t>ή</w:t>
+      </w:r>
+      <w:r>
+        <w:rPr>
+          <w:rFonts w:ascii="Verdana" w:hAnsi="Verdana"/>
+          <w:sz w:val="20"/>
+        </w:rPr>
+        <w:t>/τ</w:t>
       </w:r>
       <w:r>
         <w:rPr>
@@ -820,7 +894,6 @@
         <w:rPr>
           <w:rFonts w:ascii="Verdana" w:hAnsi="Verdana"/>
           <w:sz w:val="20"/>
-          <w:lang w:val="en-US"/>
         </w:rPr>
       </w:pPr>
       <w:r>
@@ -843,7 +916,6 @@
         <w:rPr>
           <w:rFonts w:ascii="Verdana" w:hAnsi="Verdana"/>
           <w:sz w:val="20"/>
-          <w:lang w:val="en-US"/>
         </w:rPr>
       </w:pPr>
     </w:p>
@@ -861,39 +933,7 @@
           <w:rFonts w:ascii="Verdana" w:hAnsi="Verdana"/>
           <w:sz w:val="20"/>
         </w:rPr>
-        <w:t>Η Πρακτική Άσκηση του/της παραπάνω φοιτητή/</w:t>
-      </w:r>
-      <w:proofErr w:type="spellStart"/>
-      <w:r>
-        <w:rPr>
-          <w:rFonts w:ascii="Verdana" w:hAnsi="Verdana"/>
-          <w:sz w:val="20"/>
-        </w:rPr>
-        <w:t>τριας</w:t>
-      </w:r>
-      <w:proofErr w:type="spellEnd"/>
-      <w:r>
-        <w:rPr>
-          <w:rFonts w:ascii="Verdana" w:hAnsi="Verdana"/>
-          <w:sz w:val="20"/>
-        </w:rPr>
-        <w:t xml:space="preserve"> πραγματοποιήθηκε στο πλαίσιο της Πράξης «Πρακτική Άσκηση Πανεπιστημίου Πελοποννήσου </w:t>
-      </w:r>
-      <w:proofErr w:type="spellStart"/>
-      <w:r>
-        <w:rPr>
-          <w:rFonts w:ascii="Verdana" w:hAnsi="Verdana"/>
-          <w:sz w:val="20"/>
-        </w:rPr>
-        <w:t>ακ</w:t>
-      </w:r>
-      <w:proofErr w:type="spellEnd"/>
-      <w:r>
-        <w:rPr>
-          <w:rFonts w:ascii="Verdana" w:hAnsi="Verdana"/>
-          <w:sz w:val="20"/>
-        </w:rPr>
-        <w:t>. ετών 2024-2025, 2025-2026 και 2026-2027» με Κωδικό ΟΠΣ 6022357 στο Πρόγραμμα «Ανθρώπινο Δυναμικό και Κοινωνική Συνοχή 2021-2027» και στην Προτεραιότητα «Εκπαίδευση &amp; Δια Βίου Μάθηση»</w:t>
+        <w:t>Η Πρακτική Άσκηση του/της παραπάνω φοιτητή/τριας πραγματοποιήθηκε στο πλαίσιο της Πράξης «Πρακτική Άσκηση Πανεπιστημίου Πελοποννήσου ακ. ετών 2024-2025, 2025-2026 και 2026-2027» με Κωδικό ΟΠΣ 6022357 στο Πρόγραμμα «Ανθρώπινο Δυναμικό και Κοινωνική Συνοχή 2021-2027» και στην Προτεραιότητα «Εκπαίδευση &amp; Δια Βίου Μάθηση»</w:t>
       </w:r>
     </w:p>
     <w:sectPr>
